--- a/de/wisdom-stories/welcoming-smile.docx
+++ b/de/wisdom-stories/welcoming-smile.docx
@@ -42,7 +42,7 @@
           <w:bCs/>
           <w:lang/>
         </w:rPr>
-        <w:t>Die Lehre: Menschen schätzen nicht nur das Angebot, sondern auch die Art, wie man ihnen begegnet. Ein aufrichtiges Lächeln und ein herzlicher Empfang können einen süßeren Eindruck hinterlassen als Honig.</w:t>
+        <w:t>Die Lehre: Menschen schätzen nicht nur das Angebot, sondern auch die Art, wie man ihnen begegnet. Ein aufrichtiges Lächeln und ein herzlicher Empfang können süßer sein als Honig.</w:t>
       </w:r>
     </w:p>
     <w:p>
